--- a/rapports/16_02_2026/Abdou_FAYE/coh_EQ34_sup_103101000002.docx
+++ b/rapports/16_02_2026/Abdou_FAYE/coh_EQ34_sup_103101000002.docx
@@ -25,7 +25,7 @@
         <w:br/>
         <w:t>Grappe: 103101000002</w:t>
         <w:br/>
-        <w:t>Date: 16/02/2026 a 12:41</w:t>
+        <w:t>Date: 16/02/2026 a 12:58</w:t>
       </w:r>
     </w:p>
     <w:p/>

--- a/rapports/16_02_2026/Abdou_FAYE/coh_EQ34_sup_103101000002.docx
+++ b/rapports/16_02_2026/Abdou_FAYE/coh_EQ34_sup_103101000002.docx
@@ -25,7 +25,7 @@
         <w:br/>
         <w:t>Grappe: 103101000002</w:t>
         <w:br/>
-        <w:t>Date: 16/02/2026 a 12:58</w:t>
+        <w:t>Date: 16/02/2026 a 13:05</w:t>
       </w:r>
     </w:p>
     <w:p/>
@@ -391,38 +391,6 @@
           </w:tcPr>
           <w:p>
             <w:r>
-              <w:t>Section0</w:t>
-            </w:r>
-          </w:p>
-        </w:tc>
-        <w:tc>
-          <w:tcPr>
-            <w:tcW w:type="dxa" w:w="3324"/>
-          </w:tcPr>
-          <w:p>
-            <w:r>
-              <w:t>Identification et renseignements de controle</w:t>
-            </w:r>
-          </w:p>
-        </w:tc>
-        <w:tc>
-          <w:tcPr>
-            <w:tcW w:type="dxa" w:w="3324"/>
-          </w:tcPr>
-          <w:p>
-            <w:r>
-              <w:t>10</w:t>
-            </w:r>
-          </w:p>
-        </w:tc>
-      </w:tr>
-      <w:tr>
-        <w:tc>
-          <w:tcPr>
-            <w:tcW w:type="dxa" w:w="3324"/>
-          </w:tcPr>
-          <w:p>
-            <w:r>
               <w:t>Section3</w:t>
             </w:r>
           </w:p>
@@ -508,6 +476,38 @@
           <w:p>
             <w:r>
               <w:t>7</w:t>
+            </w:r>
+          </w:p>
+        </w:tc>
+      </w:tr>
+      <w:tr>
+        <w:tc>
+          <w:tcPr>
+            <w:tcW w:type="dxa" w:w="3324"/>
+          </w:tcPr>
+          <w:p>
+            <w:r>
+              <w:t>Section0</w:t>
+            </w:r>
+          </w:p>
+        </w:tc>
+        <w:tc>
+          <w:tcPr>
+            <w:tcW w:type="dxa" w:w="3324"/>
+          </w:tcPr>
+          <w:p>
+            <w:r>
+              <w:t>Identification et renseignements de controle</w:t>
+            </w:r>
+          </w:p>
+        </w:tc>
+        <w:tc>
+          <w:tcPr>
+            <w:tcW w:type="dxa" w:w="3324"/>
+          </w:tcPr>
+          <w:p>
+            <w:r>
+              <w:t>6</w:t>
             </w:r>
           </w:p>
         </w:tc>
@@ -967,7 +967,7 @@
         <w:rPr>
           <w:sz w:val="20"/>
         </w:rPr>
-        <w:t>- Attention ! Le prix unitaire d'achat (50 Fcfa) de Ail en Sachets (Tres petit) est relativement élevé par rapport aux autres prix observés dans cette zone. Prière de corriger ou de confirmer avec le QG. Attention ! Le prix unitaire d'achat (500 Fcfa) de Sel en Sachets (Moyen) est relativement élevé par rapport aux autres prix observés dans cette zone. Prière de corriger ou de confirmer avec le QG. Avertissement!! Les quantités du Thé en feuille consommées en Sachets industriel semble incoherent car les ménages consomment géneralement en sachet ou en paquet, prière de corriger ou confirmer avec le QG. Avertissement!! le prix unitaire (100 Fcfa) de Thé en sachet (unité: Sachets) de taille Petit est très faible ou élevé. Prière de corriger ou de confirmer avec le QG. Incohérence!! Dans ce ménage, chaque individus consomme par jour 1.809524 Kg  de cereale; Prière de revoir les quantités prises de ces produits.</w:t>
+        <w:t>- Attention ! Le prix unitaire d'achat (100 Fcfa) de Caramel, bonbons, confiseries, etc. en Sachets industriel (Petit) est relativement élevé par rapport aux autres prix observés dans cette zone. Prière de corriger ou de confirmer avec le QG. Attention ! Le prix unitaire d'achat (200 Fcfa) de Lait caillé en Sachets (Petit) est relativement élevé par rapport aux autres prix observés dans cette zone. Prière de corriger ou de confirmer avec le QG. Attention ! Le prix unitaire d'achat (50 Fcfa) de Ail en Sachets (Tres petit) est relativement élevé par rapport aux autres prix observés dans cette zone. Prière de corriger ou de confirmer avec le QG. Attention ! Le prix unitaire d'achat (500 Fcfa) de Sel en Sachets (Moyen) est relativement élevé par rapport aux autres prix observés dans cette zone. Prière de corriger ou de confirmer avec le QG. Avertissement!! Les quantités du Thé en feuille consommées en Sachets industriel semble incoherent car les ménages consomment géneralement en sachet ou en paquet, prière de corriger ou confirmer avec le QG. Avertissement!! le prix unitaire (100 Fcfa) de Thé en sachet (unité: Sachets) de taille Petit est très faible ou élevé. Prière de corriger ou de confirmer avec le QG. Incohérence!! Dans ce ménage, chaque individus consomme par jour 1.809524 Kg  de cereale; Prière de revoir les quantités prises de ces produits.</w:t>
       </w:r>
     </w:p>
     <w:p>
@@ -1449,27 +1449,6 @@
           <w:color w:val="4672C4"/>
           <w:sz w:val="22"/>
         </w:rPr>
-        <w:t>&gt;&gt; Section0 - Identification et renseignements de controle</w:t>
-      </w:r>
-    </w:p>
-    <w:p>
-      <w:pPr>
-        <w:ind w:left="283"/>
-      </w:pPr>
-      <w:r>
-        <w:rPr>
-          <w:sz w:val="20"/>
-        </w:rPr>
-        <w:t>- Le questionnaire semble ne pas être complètement fini mais le questionnaire est en statut complet, prière de compléter le questionnaire.</w:t>
-      </w:r>
-    </w:p>
-    <w:p>
-      <w:r>
-        <w:rPr>
-          <w:b/>
-          <w:color w:val="4672C4"/>
-          <w:sz w:val="22"/>
-        </w:rPr>
         <w:t>&gt;&gt; Section2 - Education</w:t>
       </w:r>
     </w:p>
@@ -1705,6 +1684,8 @@
         <w:rPr>
           <w:sz w:val="20"/>
         </w:rPr>
+        <w:t xml:space="preserve">- Attention ! Congélateur a été achété à 570000 Fcfa est relativement élevé par rapport aux autres prix d'achat observés dans cette zone. Prière de corriger ou de confirmer avec le QG. </w:t>
+        <w:br/>
         <w:t>- Attention ! Téléphone portable a été achété à 175000 Fcfa est relativement élevé par rapport aux autres prix d'achat observés dans cette zone. Prière de corriger ou de confirmer avec le QG. Attention ! Téléphone portable a été revendu à 150000 Fcfa qui est relativement élevé par rapport aux autres prix de revente observés dans cette zone. Prière de corriger ou de confirmer avec le QG.</w:t>
       </w:r>
     </w:p>
@@ -2223,7 +2204,7 @@
         <w:rPr>
           <w:sz w:val="20"/>
         </w:rPr>
-        <w:t>- Attention ! Le prix unitaire d'achat (100 Fcfa) de Ail en Morceau (Portion) (Petit) est relativement élevé par rapport aux autres prix observés dans cette zone. Prière de corriger ou de confirmer avec le QG. Attention ! Le prix unitaire d'achat (200 Fcfa) de Pâte d'arachide en Sachets (Petit) est relativement élevé par rapport aux autres prix observés dans cette zone. Prière de corriger ou de confirmer avec le QG. Avertissement!! le prix unitaire (100 Fcfa) de Thé en sachet (unité: Sachets) de taille Petit est très faible ou élevé. Prière de corriger ou de confirmer avec le QG.</w:t>
+        <w:t>- Attention ! Le prix unitaire d'achat (100 Fcfa) de Ail en Morceau (Portion) (Petit) est relativement élevé par rapport aux autres prix observés dans cette zone. Prière de corriger ou de confirmer avec le QG. Attention ! Le prix unitaire d'achat (200 Fcfa) de Lait caillé en Sachets (Petit) est relativement élevé par rapport aux autres prix observés dans cette zone. Prière de corriger ou de confirmer avec le QG. Attention ! Le prix unitaire d'achat (50 Fcfa) de Cube alimentaire (Maggi, Jumbo, ) en Cube (Petit) est relativement élevé par rapport aux autres prix observés dans cette zone. Prière de corriger ou de confirmer avec le QG. Avertissement!! le prix unitaire (100 Fcfa) de Thé en sachet (unité: Sachets) de taille Petit est très faible ou élevé. Prière de corriger ou de confirmer avec le QG.</w:t>
       </w:r>
     </w:p>
     <w:p>
@@ -2771,7 +2752,7 @@
         <w:rPr>
           <w:sz w:val="20"/>
         </w:rPr>
-        <w:t>- La dernière fois que vous avez acheté Lait frais de vache est chez le berger et semble exister dans les modalités, prière de prendre attache avec le QG pour plus d'explication afin de la classer bien. Attention ! Le prix unitaire d'achat (200 Fcfa) de Choux en Morceau (Portion) (Petit) est relativement élevé par rapport aux autres prix observés dans cette zone. Prière de corriger ou de confirmer avec le QG. Attention ! Le prix unitaire d'achat (200 Fcfa) de Gombo frais en Tas (Petit) est relativement élevé par rapport aux autres prix observés dans cette zone. Prière de corriger ou de confirmer avec le QG. Attention ! Le prix unitaire d'achat (300 Fcfa) de Oignon frais en Kg (taille unique) est relativement faible par rapport aux autres prix observés dans cette zone. Prière de corriger ou de confirmer avec le QG. Avertissement!! le prix unitaire (100 Fcfa) de Thé en sachet (unité: Sachets) de taille Petit est très faible ou élevé. Prière de corriger ou de confirmer avec le QG. Le prix d'achat unitaire (6000 Fcfa) de Viande de mouton en Kg de taille taille unique prière de regarder les reponses prises dans les questions s07bq07a s07bq07b s07bq07c s07bq08 pour mieux corriger.</w:t>
+        <w:t>- La dernière fois que vous avez acheté Lait frais de vache est chez le berger et semble exister dans les modalités, prière de prendre attache avec le QG pour plus d'explication afin de la classer bien. Attention ! Le prix unitaire d'achat (100 Fcfa) de Poireau en Tas (Petit) est relativement élevé par rapport aux autres prix observés dans cette zone. Prière de corriger ou de confirmer avec le QG. Attention ! Le prix unitaire d'achat (200 Fcfa) de Arachides pilées en Sachets (Petit) est relativement élevé par rapport aux autres prix observés dans cette zone. Prière de corriger ou de confirmer avec le QG. Attention ! Le prix unitaire d'achat (200 Fcfa) de Choux en Morceau (Portion) (Petit) est relativement élevé par rapport aux autres prix observés dans cette zone. Prière de corriger ou de confirmer avec le QG. Attention ! Le prix unitaire d'achat (200 Fcfa) de Gombo frais en Tas (Petit) est relativement élevé par rapport aux autres prix observés dans cette zone. Prière de corriger ou de confirmer avec le QG. Attention ! Le prix unitaire d'achat (200 Fcfa) de Pain moderne (Baguette) en miche (Moyen) est relativement élevé par rapport aux autres prix observés dans cette zone. Prière de corriger ou de confirmer avec le QG. Attention ! Le prix unitaire d'achat (200 Fcfa) de Silure séché en Morceau (Portion) (Petit) est relativement élevé par rapport aux autres prix observés dans cette zone. Prière de corriger ou de confirmer avec le QG. Attention ! Le prix unitaire d'achat (250 Fcfa) de Orange  en Tas (Petit) est relativement élevé par rapport aux autres prix observés dans cette zone. Prière de corriger ou de confirmer avec le QG. Attention ! Le prix unitaire d'achat (300 Fcfa) de Oignon frais en Kg (taille unique) est relativement faible par rapport aux autres prix observés dans cette zone. Prière de corriger ou de confirmer avec le QG. Avertissement!! le prix unitaire (100 Fcfa) de Thé en sachet (unité: Sachets) de taille Petit est très faible ou élevé. Prière de corriger ou de confirmer avec le QG. Le prix d'achat unitaire (6000 Fcfa) de Viande de mouton en Kg de taille taille unique prière de regarder les reponses prises dans les questions s07bq07a s07bq07b s07bq07c s07bq08 pour mieux corriger.</w:t>
       </w:r>
     </w:p>
     <w:p>
@@ -3310,7 +3291,7 @@
         <w:rPr>
           <w:sz w:val="20"/>
         </w:rPr>
-        <w:t>- Attention ! Le prix unitaire d'achat (100 Fcfa) de Poivre en Sachets (Petit) est relativement élevé par rapport aux autres prix observés dans cette zone. Prière de corriger ou de confirmer avec le QG. Attention ! Le prix unitaire d'achat (150 Fcfa) de Courge en Morceau (Portion) (Moyen) est relativement élevé par rapport aux autres prix observés dans cette zone. Prière de corriger ou de confirmer avec le QG. Attention ! Le prix unitaire d'achat (200 Fcfa) de Carotte en Pièce (Petit) est relativement élevé par rapport aux autres prix observés dans cette zone. Prière de corriger ou de confirmer avec le QG. Attention ! Le prix unitaire d'achat (200 Fcfa) de Carpe séchée en Morceau (Portion) (Petit) est relativement élevé par rapport aux autres prix observés dans cette zone. Prière de corriger ou de confirmer avec le QG. Attention ! Le prix unitaire d'achat (66.66666 Fcfa) de Lait en poudre en Sachets (Petit) est relativement faible par rapport aux autres prix observés dans cette zone. Prière de corriger ou de confirmer avec le QG. Attention ! Le prix unitaire d'achat (75 Fcfa) de Piment frais en Pièce (Moyen) est relativement élevé par rapport aux autres prix observés dans cette zone. Prière de corriger ou de confirmer avec le QG. Attention ! Soupçons de quantité anormale! Le ménage de FATOU SYLLA avec une taille de 7 personnes a consommé 5 Kg en taille unique de Arachides pilées qui est relativement élevé comme consommation par rapport à la condition de vie des autres ménages de même taille dans cette zone. Prière de corriger ou de confirmer avec le QG. Avertissement!! le prix unitaire (100 Fcfa) de Thé en sachet (unité: Sachets) de taille Petit est très faible ou élevé. Prière de corriger ou de confirmer avec le QG. Incohérence!! Dans ce ménage, chaque individus consomme par jour .7244898 Kg  de cereale; Prière de revoir les quantités prises de ces produits. Incohérence!! Dans ce ménage, chaque individus consomme par jour .7244898 Kg  de cereale; Prière de revoir les quantités prises de ces produits. Incohérence!! Dans ce ménage, chaque individus consomme par jour .7244898 Kg  de cereale; Prière de revoir les quantités prises de ces produits. Incohérence!! Dans ce ménage, chaque individus consomme par jour .7244898 Kg  de cereale; Prière de revoir les quantités prises de ces produits. Le prix d'achat unitaire (1 Fcfa) de Maquereau fumé en Tas de taille Petit  est invraisemblable, prière de regarder les reponses prises dans les questions s07bq07a s07bq07b s07bq07c s07bq08 pour mieux corriger.</w:t>
+        <w:t>- Attention ! Le prix unitaire d'achat (100 Fcfa) de Poireau en Tas (Petit) est relativement élevé par rapport aux autres prix observés dans cette zone. Prière de corriger ou de confirmer avec le QG. Attention ! Le prix unitaire d'achat (100 Fcfa) de Poivre en Sachets (Petit) est relativement élevé par rapport aux autres prix observés dans cette zone. Prière de corriger ou de confirmer avec le QG. Attention ! Le prix unitaire d'achat (200 Fcfa) de Carotte en Pièce (Petit) est relativement élevé par rapport aux autres prix observés dans cette zone. Prière de corriger ou de confirmer avec le QG. Attention ! Le prix unitaire d'achat (200 Fcfa) de Carpe séchée en Morceau (Portion) (Petit) est relativement élevé par rapport aux autres prix observés dans cette zone. Prière de corriger ou de confirmer avec le QG. Attention ! Le prix unitaire d'achat (200 Fcfa) de Mayonnaise en Sachets (Petit) est relativement élevé par rapport aux autres prix observés dans cette zone. Prière de corriger ou de confirmer avec le QG. Attention ! Le prix unitaire d'achat (33.33333 Fcfa) de Aubergine   en Pièce (Moyen) est relativement faible par rapport aux autres prix observés dans cette zone. Prière de corriger ou de confirmer avec le QG. Attention ! Le prix unitaire d'achat (66.66666 Fcfa) de Lait en poudre en Sachets (Petit) est relativement faible par rapport aux autres prix observés dans cette zone. Prière de corriger ou de confirmer avec le QG. Attention ! Le prix unitaire d'achat (75 Fcfa) de Piment frais en Pièce (Moyen) est relativement élevé par rapport aux autres prix observés dans cette zone. Prière de corriger ou de confirmer avec le QG. Attention ! Soupçons de quantité anormale! Le ménage de FATOU SYLLA avec une taille de 7 personnes a consommé 5 Kg en taille unique de Arachides pilées qui est relativement élevé comme consommation par rapport à la condition de vie des autres ménages de même taille dans cette zone. Prière de corriger ou de confirmer avec le QG. Avertissement!! le prix unitaire (100 Fcfa) de Thé en sachet (unité: Sachets) de taille Petit est très faible ou élevé. Prière de corriger ou de confirmer avec le QG. Incohérence!! Dans ce ménage, chaque individus consomme par jour .7244898 Kg  de cereale; Prière de revoir les quantités prises de ces produits. Incohérence!! Dans ce ménage, chaque individus consomme par jour .7244898 Kg  de cereale; Prière de revoir les quantités prises de ces produits. Incohérence!! Dans ce ménage, chaque individus consomme par jour .7244898 Kg  de cereale; Prière de revoir les quantités prises de ces produits. Incohérence!! Dans ce ménage, chaque individus consomme par jour .7244898 Kg  de cereale; Prière de revoir les quantités prises de ces produits. Le prix d'achat unitaire (1 Fcfa) de Maquereau fumé en Tas de taille Petit  est invraisemblable, prière de regarder les reponses prises dans les questions s07bq07a s07bq07b s07bq07c s07bq08 pour mieux corriger.</w:t>
       </w:r>
     </w:p>
     <w:p>
@@ -3761,27 +3742,6 @@
           <w:color w:val="4672C4"/>
           <w:sz w:val="22"/>
         </w:rPr>
-        <w:t>&gt;&gt; Section0 - Identification et renseignements de controle</w:t>
-      </w:r>
-    </w:p>
-    <w:p>
-      <w:pPr>
-        <w:ind w:left="283"/>
-      </w:pPr>
-      <w:r>
-        <w:rPr>
-          <w:sz w:val="20"/>
-        </w:rPr>
-        <w:t>- Le questionnaire semble ne pas être complètement fini mais le questionnaire est en statut complet, prière de compléter le questionnaire.</w:t>
-      </w:r>
-    </w:p>
-    <w:p>
-      <w:r>
-        <w:rPr>
-          <w:b/>
-          <w:color w:val="4672C4"/>
-          <w:sz w:val="22"/>
-        </w:rPr>
         <w:t>&gt;&gt; Section1 - Caracteristiques des membres</w:t>
       </w:r>
     </w:p>
@@ -3976,7 +3936,7 @@
         <w:rPr>
           <w:sz w:val="20"/>
         </w:rPr>
-        <w:t>- Attention ! Le prix unitaire d'achat (1000 Fcfa) de Boissons gazeuses (Coca, Fanta, Vimto, Sprite, etc.) en Bouteille 1.5l (taille unique) est relativement élevé par rapport aux autres prix observés dans cette zone. Prière de corriger ou de confirmer avec le QG. Attention ! Le prix unitaire d'achat (33.33333 Fcfa) de Gombo frais en Pièce (Petit) est relativement faible par rapport aux autres prix observés dans cette zone. Prière de corriger ou de confirmer avec le QG. Attention ! Soupçons de quantité anormale! Le ménage de abdoulaye fayinke avec une taille de 8 personnes a consommé 14 Pièce en Petit de Aubergine sauvage  qui est relativement élevé comme consommation par rapport à la condition de vie des autres ménages de même taille dans cette zone. Prière de corriger ou de confirmer avec le QG. Avertissement!!! Le ménage a consommé 35 Sachets Petit de Sucre en poudre , cette quantité semble anormale pour une consommation des 7 derniers jours.Prière de corriger ou de confirmer avec le QG. Incohérence!! Dans ce ménage, chaque individus consomme par jour 9.441964 Kg  de cereale; Prière de revoir les quantités prises de ces produits. Le prix d'achat unitaire (350 Fcfa) de Riz importé parfumé en Sac (50 Kg) de taille taille unique est très faible, prière de regarder les reponses prises dans les questions s07bq07a s07bq07b s07bq07c s07bq08 pour mieux corriger. Le prix d'achat unitaire (4.761905 Fcfa) de Thé en sachet en Sachets de taille Petit  est invraisemblable, prière de regarder les reponses prises dans les questions s07bq07a s07bq07b s07bq07c s07bq08 pour mieux corriger. Avertissement!! le prix unitaire (4.761905 Fcfa) de Thé en sachet (unité: Sachets) de taille Petit est très faible ou élevé. Prière de corriger ou de confirmer avec le QG. Attention ! Le prix unitaire d'achat (4.761905 Fcfa) de Thé en sachet en Sachets (Petit) est relativement faible par rapport aux autres prix observés dans cette zone. Prière de corriger ou de confirmer avec le QG. Attention ! Soupçons de quantité anormale! Le ménage de abdoulaye fayinke avec une taille de 8 personnes a consommé 21 Sachets en Petit de Thé en sachet qui est relativement élevé comme consommation par rapport à la condition de vie des autres ménages de même taille dans cette zone. Prière de corriger ou de confirmer avec le QG.</w:t>
+        <w:t>- Attention ! Le prix unitaire d'achat (100 Fcfa) de Aubergine sauvage  en Pièce (Petit) est relativement élevé par rapport aux autres prix observés dans cette zone. Prière de corriger ou de confirmer avec le QG. Attention ! Soupçons de quantité anormale! Le ménage de abdoulaye fayinke avec une taille de 8 personnes a consommé 14 Pièce en Petit de Aubergine sauvage  qui est relativement élevé comme consommation par rapport à la condition de vie des autres ménages de même taille dans cette zone. Prière de corriger ou de confirmer avec le QG. Attention ! Le prix unitaire d'achat (1000 Fcfa) de Boissons gazeuses (Coca, Fanta, Vimto, Sprite, etc.) en Bouteille 1.5l (taille unique) est relativement élevé par rapport aux autres prix observés dans cette zone. Prière de corriger ou de confirmer avec le QG. Attention ! Le prix unitaire d'achat (200 Fcfa) de Feuilles de  Haricot en Tas (Moyen) est relativement élevé par rapport aux autres prix observés dans cette zone. Prière de corriger ou de confirmer avec le QG. Attention ! Le prix unitaire d'achat (200 Fcfa) de Tomate fraîche en Tas (Petit) est relativement élevé par rapport aux autres prix observés dans cette zone. Prière de corriger ou de confirmer avec le QG. Avertissement!!! Le ménage a consommé 35 Sachets Petit de Sucre en poudre , cette quantité semble anormale pour une consommation des 7 derniers jours.Prière de corriger ou de confirmer avec le QG. Incohérence!! Dans ce ménage, chaque individus consomme par jour 16.09589 Kg  de cereale; Prière de revoir les quantités prises de ces produits. Le prix d'achat unitaire (350 Fcfa) de Riz importé parfumé en Sac (50 Kg) de taille taille unique est très faible, prière de regarder les reponses prises dans les questions s07bq07a s07bq07b s07bq07c s07bq08 pour mieux corriger. Attention ! Le prix unitaire d'achat (350 Fcfa) de Riz importé parfumé en Sac (50 Kg) (taille unique) est relativement faible par rapport aux autres prix observés dans cette zone. Prière de corriger ou de confirmer avec le QG. Le prix d'achat unitaire (4.761905 Fcfa) de Thé en sachet en Sachets de taille Petit  est invraisemblable, prière de regarder les reponses prises dans les questions s07bq07a s07bq07b s07bq07c s07bq08 pour mieux corriger. Avertissement!! le prix unitaire (4.761905 Fcfa) de Thé en sachet (unité: Sachets) de taille Petit est très faible ou élevé. Prière de corriger ou de confirmer avec le QG. Attention ! Le prix unitaire d'achat (4.761905 Fcfa) de Thé en sachet en Sachets (Petit) est relativement faible par rapport aux autres prix observés dans cette zone. Prière de corriger ou de confirmer avec le QG. Attention ! Soupçons de quantité anormale! Le ménage de abdoulaye fayinke avec une taille de 8 personnes a consommé 21 Sachets en Petit de Thé en sachet qui est relativement élevé comme consommation par rapport à la condition de vie des autres ménages de même taille dans cette zone. Prière de corriger ou de confirmer avec le QG.</w:t>
       </w:r>
     </w:p>
     <w:p>
@@ -4154,7 +4114,7 @@
         <w:br/>
         <w:t xml:space="preserve">- Attention ! Semoir a été achété à 250000 Fcfa est relativement élevé par rapport aux autres prix d'achat observés dans cette zone. Prière de corriger ou de confirmer avec le QG. Attention ! Semoir a été revendu à 250000 Fcfa qui est relativement élevé par rapport aux autres prix de revente observés dans cette zone. Prière de corriger ou de confirmer avec le QG. </w:t>
         <w:br/>
-        <w:t xml:space="preserve">- Avertissement!! Le prix d'achat (350000 FCFA) de Animaux de labour est inférieur aux prix de revente (450000 FCFA), prière de verifier et corriger ou confirmer l'information avec le QG. Attention ! Animaux de labour a été achété à 350000 Fcfa est relativement élevé par rapport aux autres prix d'achat observés dans cette zone. Prière de corriger ou de confirmer avec le QG. </w:t>
+        <w:t xml:space="preserve">- Avertissement!! Le prix d'achat (350000 FCFA) de Animaux de labour est inférieur aux prix de revente (450000 FCFA), prière de verifier et corriger ou confirmer l'information avec le QG. Attention ! Animaux de labour a été achété à 350000 Fcfa est relativement élevé par rapport aux autres prix d'achat observés dans cette zone. Prière de corriger ou de confirmer avec le QG. Attention ! Animaux de labour a été revendu à 350000 Fcfa qui est relativement élevé par rapport aux autres prix de revente observés dans cette zone. Prière de corriger ou de confirmer avec le QG. </w:t>
         <w:br/>
         <w:t>- Avertissement!! Le prix d'achat (9999 FCFA) de Houe asine est inférieur aux prix de revente (50000 FCFA), prière de verifier et corriger ou confirmer l'information avec le QG.</w:t>
       </w:r>
@@ -4481,27 +4441,6 @@
           <w:color w:val="4672C4"/>
           <w:sz w:val="22"/>
         </w:rPr>
-        <w:t>&gt;&gt; Section0 - Identification et renseignements de controle</w:t>
-      </w:r>
-    </w:p>
-    <w:p>
-      <w:pPr>
-        <w:ind w:left="283"/>
-      </w:pPr>
-      <w:r>
-        <w:rPr>
-          <w:sz w:val="20"/>
-        </w:rPr>
-        <w:t>- Le questionnaire semble ne pas être complètement fini mais le questionnaire est en statut complet, prière de compléter le questionnaire.</w:t>
-      </w:r>
-    </w:p>
-    <w:p>
-      <w:r>
-        <w:rPr>
-          <w:b/>
-          <w:color w:val="4672C4"/>
-          <w:sz w:val="22"/>
-        </w:rPr>
         <w:t>&gt;&gt; Section1 - Caracteristiques des membres</w:t>
       </w:r>
     </w:p>
@@ -4746,8 +4685,6 @@
         <w:rPr>
           <w:sz w:val="20"/>
         </w:rPr>
-        <w:t xml:space="preserve">- Attention ! Le ménage a acheté 1 Caprins (Chèvres) à 50000 donc un prix unitaire d'achat (50000 Fcfa) qui  est relativement elevé par rapport aux autres prix observés dans cette zone. Prière de corriger ou de confirmer avec le QG. </w:t>
-        <w:br/>
         <w:t>- Avertissement! la valeur de l'achat (6000 Fcfa) d'un Poules / poulets est trop petite ou élevée. Veuillez confirmer ces informations avec le QG ou apporter les corrections nécessaires.</w:t>
       </w:r>
     </w:p>
@@ -5109,7 +5046,7 @@
         </w:rPr>
         <w:t xml:space="preserve">- Peu probable! abdoulaye camara  n'arrive pas  à comprendre un petit texte lu dans une langue locale (s02q03). Veuillez corriger ou donner des explications au QG. Peu probable! abdoulaye camara  ne sait ni lire, ni écrire, ni comprendre dans aucune des langues  (s02q01,s02q02,s02q03). Veuillez corriger ou donner des explications au QG. </w:t>
         <w:br/>
-        <w:t xml:space="preserve">- Peu probable! fatou camara  n'arrive pas  à comprendre un petit texte lu dans une langue locale (s02q03). Veuillez corriger ou donner des explications au QG. Dans les milieux urbains c'est peu probable de voir une école dont les élèves ou étudiants ne dépensent pas en frais d'uniformes, prière de verifier pour fatou camara et corriger ou confirmer avec le QG. Le montant des autres depenses pour l'année scolaire de fatou camara est faible ou élevé. veuillez, s'il vous plait, confirmer ces informations avec le QG ou apporter les corrections nécessaires. Attention ! Le frais de scolarité (5000 Fcfa) de fatou camara en 6ème année de Primaire est relativement élevé par rapport aux autres frais de scolarités observés dans cette zone. Prière de corriger ou de confirmer avec le QG. </w:t>
+        <w:t xml:space="preserve">- Peu probable! fatou camara  n'arrive pas  à comprendre un petit texte lu dans une langue locale (s02q03). Veuillez corriger ou donner des explications au QG. Dans les milieux urbains c'est peu probable de voir une école dont les élèves ou étudiants ne dépensent pas en frais d'uniformes, prière de verifier pour fatou camara et corriger ou confirmer avec le QG. Le montant des autres depenses pour l'année scolaire de fatou camara est faible ou élevé. veuillez, s'il vous plait, confirmer ces informations avec le QG ou apporter les corrections nécessaires. </w:t>
         <w:br/>
         <w:t xml:space="preserve">- Peu probable! kalidou camara  n'arrive pas  à comprendre un petit texte lu dans une langue locale (s02q03). Veuillez corriger ou donner des explications au QG. </w:t>
         <w:br/>
@@ -5225,7 +5162,7 @@
         <w:rPr>
           <w:sz w:val="20"/>
         </w:rPr>
-        <w:t>- Attention ! Le prix unitaire d'achat (100 Fcfa) de Ail en Morceau (Portion) (Petit) est relativement élevé par rapport aux autres prix observés dans cette zone. Prière de corriger ou de confirmer avec le QG. Attention ! Le prix unitaire d'achat (200 Fcfa) de Courge en Morceau (Portion) (Petit) est relativement élevé par rapport aux autres prix observés dans cette zone. Prière de corriger ou de confirmer avec le QG. Avertissement!! Les quantités du Thé en feuille consommées en Pièce semble incoherent car les ménages consomment géneralement en sachet ou en paquet, prière de corriger ou confirmer avec le QG. Avertissement!! le prix unitaire (100 Fcfa) de Thé en sachet (unité: Sachets) de taille Petit est très faible ou élevé. Prière de corriger ou de confirmer avec le QG. Incohérence!! Dans ce ménage, chaque individus consomme par jour 1.02551 Kg  de cereale; Prière de revoir les quantités prises de ces produits. Incohérence!! Dans ce ménage, chaque individus consomme par jour 1.02551 Kg  de cereale; Prière de revoir les quantités prises de ces produits.</w:t>
+        <w:t>- Attention ! Le prix unitaire d'achat (100 Fcfa) de Ail en Morceau (Portion) (Petit) est relativement élevé par rapport aux autres prix observés dans cette zone. Prière de corriger ou de confirmer avec le QG. Attention ! Le prix unitaire d'achat (200 Fcfa) de Courge en Morceau (Portion) (Petit) est relativement élevé par rapport aux autres prix observés dans cette zone. Prière de corriger ou de confirmer avec le QG. Attention ! Le prix unitaire d'achat (50 Fcfa) de Cube alimentaire (Maggi, Jumbo, ) en Cube (Petit) est relativement élevé par rapport aux autres prix observés dans cette zone. Prière de corriger ou de confirmer avec le QG. Avertissement!! Les quantités du Thé en feuille consommées en Pièce semble incoherent car les ménages consomment géneralement en sachet ou en paquet, prière de corriger ou confirmer avec le QG. Avertissement!! le prix unitaire (100 Fcfa) de Thé en sachet (unité: Sachets) de taille Petit est très faible ou élevé. Prière de corriger ou de confirmer avec le QG. Incohérence!! Dans ce ménage, chaque individus consomme par jour 1.02551 Kg  de cereale; Prière de revoir les quantités prises de ces produits. Incohérence!! Dans ce ménage, chaque individus consomme par jour 1.02551 Kg  de cereale; Prière de revoir les quantités prises de ces produits.</w:t>
       </w:r>
     </w:p>
     <w:p>
@@ -5418,6 +5355,8 @@
         <w:rPr>
           <w:sz w:val="20"/>
         </w:rPr>
+        <w:t xml:space="preserve">- Attention ! Houe asine a été revendu à 55000 Fcfa qui est relativement élevé par rapport aux autres prix de revente observés dans cette zone. Prière de corriger ou de confirmer avec le QG. </w:t>
+        <w:br/>
         <w:t>- Attention ! Machette a été achété à 1000 Fcfa est relativement faible par rapport aux autres prix d'achat observés dans cette zone. Prière de corriger ou de confirmer avec le QG.</w:t>
       </w:r>
     </w:p>
@@ -5879,7 +5818,7 @@
         <w:rPr>
           <w:sz w:val="20"/>
         </w:rPr>
-        <w:t>- La dernière fois que vous avez acheté Autres légumes en feuilles est chez le voisin et semble exister dans les modalités, prière de prendre attache avec le QG pour plus d'explication afin de la classer bien. Attention ! Le prix unitaire d'achat (200 Fcfa) de Ail en Sachets (Petit) est relativement élevé par rapport aux autres prix observés dans cette zone. Prière de corriger ou de confirmer avec le QG. Incohérence!! Dans ce ménage, chaque individus consomme par jour 1.364286 Kg  de cereale; Prière de revoir les quantités prises de ces produits. Incohérence!! Dans ce ménage, chaque individus consomme par jour 1.364286 Kg  de cereale; Prière de revoir les quantités prises de ces produits. Le prix d'achat unitaire (1 Fcfa) de Thé en sachet en Sachets de taille Petit  est invraisemblable, prière de regarder les reponses prises dans les questions s07bq07a s07bq07b s07bq07c s07bq08 pour mieux corriger. Avertissement!! le prix unitaire (1 Fcfa) de Thé en sachet (unité: Sachets) de taille Petit est très faible ou élevé. Prière de corriger ou de confirmer avec le QG. Attention ! Le prix unitaire d'achat (1 Fcfa) de Thé en sachet en Sachets (Petit) est relativement faible par rapport aux autres prix observés dans cette zone. Prière de corriger ou de confirmer avec le QG.</w:t>
+        <w:t>- La dernière fois que vous avez acheté Autres légumes en feuilles est chez le voisin et semble exister dans les modalités, prière de prendre attache avec le QG pour plus d'explication afin de la classer bien. Attention ! Le prix unitaire d'achat (100 Fcfa) de Poireau en Tas (Petit) est relativement élevé par rapport aux autres prix observés dans cette zone. Prière de corriger ou de confirmer avec le QG. Attention ! Le prix unitaire d'achat (200 Fcfa) de Ail en Sachets (Petit) est relativement élevé par rapport aux autres prix observés dans cette zone. Prière de corriger ou de confirmer avec le QG. Attention ! Le prix unitaire d'achat (600 Fcfa) de Huile de palme brute en Boite de tomate/Pot (Petit) est relativement élevé par rapport aux autres prix observés dans cette zone. Prière de corriger ou de confirmer avec le QG. Attention ! Le prix unitaire d'achat (650 Fcfa) de Sucre en poudre  en Kg (taille unique) est relativement élevé par rapport aux autres prix observés dans cette zone. Prière de corriger ou de confirmer avec le QG. Incohérence!! Dans ce ménage, chaque individus consomme par jour 1.364286 Kg  de cereale; Prière de revoir les quantités prises de ces produits. Incohérence!! Dans ce ménage, chaque individus consomme par jour 1.364286 Kg  de cereale; Prière de revoir les quantités prises de ces produits. Le prix d'achat unitaire (1 Fcfa) de Thé en sachet en Sachets de taille Petit  est invraisemblable, prière de regarder les reponses prises dans les questions s07bq07a s07bq07b s07bq07c s07bq08 pour mieux corriger. Avertissement!! le prix unitaire (1 Fcfa) de Thé en sachet (unité: Sachets) de taille Petit est très faible ou élevé. Prière de corriger ou de confirmer avec le QG. Attention ! Le prix unitaire d'achat (1 Fcfa) de Thé en sachet en Sachets (Petit) est relativement faible par rapport aux autres prix observés dans cette zone. Prière de corriger ou de confirmer avec le QG.</w:t>
       </w:r>
     </w:p>
     <w:p>
@@ -6487,7 +6426,7 @@
         <w:rPr>
           <w:sz w:val="20"/>
         </w:rPr>
-        <w:t>- La dernière fois que vous avez acheté Aubergine sauvage  est chez sa voisine et semble exister dans les modalités, prière de prendre attache avec le QG pour plus d'explication afin de la classer bien. Avertissement!! le prix unitaire (100 Fcfa) de Thé en sachet (unité: Sachets) de taille Petit est très faible ou élevé. Prière de corriger ou de confirmer avec le QG. Incohérence!! Dans ce ménage, chaque individus consomme par jour 67.48333 Kg  de cereale; Prière de revoir les quantités prises de ces produits. Incohérence!! Dans ce ménage, chaque individus consomme par jour 67.48333 Kg  de cereale; Prière de revoir les quantités prises de ces produits.</w:t>
+        <w:t>- La dernière fois que vous avez acheté Aubergine sauvage  est chez sa voisine et semble exister dans les modalités, prière de prendre attache avec le QG pour plus d'explication afin de la classer bien. Avertissement!! le prix unitaire (100 Fcfa) de Thé en sachet (unité: Sachets) de taille Petit est très faible ou élevé. Prière de corriger ou de confirmer avec le QG. Incohérence!! Dans ce ménage, chaque individus consomme par jour .8333333 Kg  de cereale; Prière de revoir les quantités prises de ces produits. Incohérence!! Dans ce ménage, chaque individus consomme par jour .8333333 Kg  de cereale; Prière de revoir les quantités prises de ces produits.</w:t>
       </w:r>
     </w:p>
     <w:p>
@@ -6641,27 +6580,6 @@
           <w:sz w:val="20"/>
         </w:rPr>
         <w:t>- Prière de renseigner la valeur de ce produit consommé ou stocké par votre ménage au cours des 12 derniers mois, prière de fournir d'effort pour avoir une estimation (s18cq03) au lieu de 9999.</w:t>
-      </w:r>
-    </w:p>
-    <w:p>
-      <w:r>
-        <w:rPr>
-          <w:b/>
-          <w:color w:val="4672C4"/>
-          <w:sz w:val="22"/>
-        </w:rPr>
-        <w:t>&gt;&gt; Section19 - Equipements agricoles</w:t>
-      </w:r>
-    </w:p>
-    <w:p>
-      <w:pPr>
-        <w:ind w:left="283"/>
-      </w:pPr>
-      <w:r>
-        <w:rPr>
-          <w:sz w:val="20"/>
-        </w:rPr>
-        <w:t>- Attention ! Semoir a été revendu à 80000 Fcfa qui est relativement élevé par rapport aux autres prix de revente observés dans cette zone. Prière de corriger ou de confirmer avec le QG.</w:t>
       </w:r>
     </w:p>
     <w:p>
@@ -7126,7 +7044,7 @@
         <w:rPr>
           <w:sz w:val="20"/>
         </w:rPr>
-        <w:t>- La dernière fois que vous avez acheté Autres légumes en feuilles est chez le voisin et semble exister dans les modalités, prière de prendre attache avec le QG pour plus d'explication afin de la classer bien.  La dernière fois que vous avez acheté Lait caillé est chez le voisin et semble exister dans les modalités, prière de prendre attache avec le QG pour plus d'explication afin de la classer bien.  La dernière fois que vous avez acheté Piment frais est chez le voisin et semble exister dans les modalités, prière de prendre attache avec le QG pour plus d'explication afin de la classer bien.  La dernière fois que vous avez acheté Poireau est chez le voisin et semble exister dans les modalités, prière de prendre attache avec le QG pour plus d'explication afin de la classer bien.  La dernière fois que vous avez acheté Tomate fraîche est chez le voisin et semble exister dans les modalités, prière de prendre attache avec le QG pour plus d'explication afin de la classer bien. Attention ! Le prix unitaire d'achat (100 Fcfa) de Poivre en Sachets (Petit) est relativement élevé par rapport aux autres prix observés dans cette zone. Prière de corriger ou de confirmer avec le QG. Attention ! Le prix unitaire d'achat (150 Fcfa) de Ail en Gousse (Moyen) est relativement élevé par rapport aux autres prix observés dans cette zone. Prière de corriger ou de confirmer avec le QG. Avertissement!!! Le ménage a consommé 1 Paquet Moyen de Thé en sachet, cette quantité semble anormale pour une consommation des 7 derniers jours.Prière de corriger ou de confirmer avec le QG. Avertissement!! le prix unitaire (125 Fcfa) de Thé en sachet (unité: Sachets) de taille Petit est très faible ou élevé. Prière de corriger ou de confirmer avec le QG. Attention ! Le prix unitaire d'achat (125 Fcfa) de Thé en sachet en Sachets (Petit) est relativement élevé par rapport aux autres prix observés dans cette zone. Prière de corriger ou de confirmer avec le QG. Incohérence!! Dans ce ménage, chaque individus consomme par jour .6041667 Kg  de cereale; Prière de revoir les quantités prises de ces produits. Incohérence!! Dans ce ménage, chaque individus consomme par jour .6041667 Kg  de cereale; Prière de revoir les quantités prises de ces produits. Incohérence!! Dans ce ménage, chaque individus consomme par jour .6041667 Kg  de cereale; Prière de revoir les quantités prises de ces produits.</w:t>
+        <w:t>- La dernière fois que vous avez acheté Autres légumes en feuilles est chez le voisin et semble exister dans les modalités, prière de prendre attache avec le QG pour plus d'explication afin de la classer bien.  La dernière fois que vous avez acheté Lait caillé est chez le voisin et semble exister dans les modalités, prière de prendre attache avec le QG pour plus d'explication afin de la classer bien.  La dernière fois que vous avez acheté Piment frais est chez le voisin et semble exister dans les modalités, prière de prendre attache avec le QG pour plus d'explication afin de la classer bien.  La dernière fois que vous avez acheté Tomate fraîche est chez le voisin et semble exister dans les modalités, prière de prendre attache avec le QG pour plus d'explication afin de la classer bien. Attention ! Le prix unitaire d'achat (100 Fcfa) de Poireau en Tas (Petit) est relativement élevé par rapport aux autres prix observés dans cette zone. Prière de corriger ou de confirmer avec le QG.  La dernière fois que vous avez acheté Poireau est chez le voisin et semble exister dans les modalités, prière de prendre attache avec le QG pour plus d'explication afin de la classer bien. Attention ! Le prix unitaire d'achat (100 Fcfa) de Poivre en Sachets (Petit) est relativement élevé par rapport aux autres prix observés dans cette zone. Prière de corriger ou de confirmer avec le QG. Attention ! Le prix unitaire d'achat (150 Fcfa) de Ail en Gousse (Moyen) est relativement élevé par rapport aux autres prix observés dans cette zone. Prière de corriger ou de confirmer avec le QG. Attention ! Le prix unitaire d'achat (200 Fcfa) de Pain moderne (Baguette) en miche (Moyen) est relativement élevé par rapport aux autres prix observés dans cette zone. Prière de corriger ou de confirmer avec le QG. Attention ! Le prix unitaire d'achat (200 Fcfa) de Silure séché en Morceau (Portion) (Petit) est relativement élevé par rapport aux autres prix observés dans cette zone. Prière de corriger ou de confirmer avec le QG. Attention ! Le prix unitaire d'achat (650 Fcfa) de Sucre en poudre  en Kg (taille unique) est relativement élevé par rapport aux autres prix observés dans cette zone. Prière de corriger ou de confirmer avec le QG. Avertissement!!! Le ménage a consommé 1 Paquet Moyen de Thé en sachet, cette quantité semble anormale pour une consommation des 7 derniers jours.Prière de corriger ou de confirmer avec le QG. Avertissement!! le prix unitaire (125 Fcfa) de Thé en sachet (unité: Sachets) de taille Petit est très faible ou élevé. Prière de corriger ou de confirmer avec le QG. Attention ! Le prix unitaire d'achat (125 Fcfa) de Thé en sachet en Sachets (Petit) est relativement élevé par rapport aux autres prix observés dans cette zone. Prière de corriger ou de confirmer avec le QG. Incohérence!! Dans ce ménage, chaque individus consomme par jour .6041667 Kg  de cereale; Prière de revoir les quantités prises de ces produits. Incohérence!! Dans ce ménage, chaque individus consomme par jour .6041667 Kg  de cereale; Prière de revoir les quantités prises de ces produits. Incohérence!! Dans ce ménage, chaque individus consomme par jour .6041667 Kg  de cereale; Prière de revoir les quantités prises de ces produits.</w:t>
       </w:r>
     </w:p>
     <w:p>
@@ -7648,27 +7566,6 @@
           <w:color w:val="4672C4"/>
           <w:sz w:val="22"/>
         </w:rPr>
-        <w:t>&gt;&gt; Section0 - Identification et renseignements de controle</w:t>
-      </w:r>
-    </w:p>
-    <w:p>
-      <w:pPr>
-        <w:ind w:left="283"/>
-      </w:pPr>
-      <w:r>
-        <w:rPr>
-          <w:sz w:val="20"/>
-        </w:rPr>
-        <w:t>- Le questionnaire semble ne pas être complètement fini mais le questionnaire est en statut complet, prière de compléter le questionnaire.</w:t>
-      </w:r>
-    </w:p>
-    <w:p>
-      <w:r>
-        <w:rPr>
-          <w:b/>
-          <w:color w:val="4672C4"/>
-          <w:sz w:val="22"/>
-        </w:rPr>
         <w:t>&gt;&gt; Section1 - Caracteristiques des membres</w:t>
       </w:r>
     </w:p>
@@ -7849,7 +7746,7 @@
         <w:rPr>
           <w:sz w:val="20"/>
         </w:rPr>
-        <w:t>- Attention ! Le prix unitaire d'achat (25 Fcfa) de Sucre en poudre  en Sachets (Petit) est relativement faible par rapport aux autres prix observés dans cette zone. Prière de corriger ou de confirmer avec le QG. Avertissement!! le prix unitaire (100 Fcfa) de Thé en sachet (unité: Sachets) de taille Petit est très faible ou élevé. Prière de corriger ou de confirmer avec le QG. Avertissement!!! Le ménage a consommé 11.5 Litre taille unique de Lait frais de vache, cette quantité semble anormale pour une consommation des 7 derniers jours.Prière de corriger ou de confirmer avec le QG. Incohérence!! Dans ce ménage, chaque individus consomme par jour .9375 Kg  de cereale; Prière de revoir les quantités prises de ces produits. Incohérence!! Dans ce ménage, chaque individus consomme par jour .9375 Kg  de cereale; Prière de revoir les quantités prises de ces produits. Incohérence!! Dans ce ménage, chaque individus consomme par jour .9375 Kg  de cereale; Prière de revoir les quantités prises de ces produits.</w:t>
+        <w:t>- Attention ! Le prix unitaire d'achat (200 Fcfa) de Feuilles de  Haricot en Tas (Moyen) est relativement élevé par rapport aux autres prix observés dans cette zone. Prière de corriger ou de confirmer avec le QG. Attention ! Le prix unitaire d'achat (200 Fcfa) de Maquereau fumé en Pièce (Moyen) est relativement élevé par rapport aux autres prix observés dans cette zone. Prière de corriger ou de confirmer avec le QG. Attention ! Le prix unitaire d'achat (25 Fcfa) de Sucre en poudre  en Sachets (Petit) est relativement faible par rapport aux autres prix observés dans cette zone. Prière de corriger ou de confirmer avec le QG. Attention ! Soupçons de quantité anormale! Le ménage de thierno diallo avec une taille de 8 personnes a consommé 4 Kg en taille unique de Viande de bœuf: filet, faux-filet qui est relativement élevé comme consommation par rapport à la condition de vie des autres ménages de même taille dans cette zone. Prière de corriger ou de confirmer avec le QG. Avertissement!! le prix unitaire (100 Fcfa) de Thé en sachet (unité: Sachets) de taille Petit est très faible ou élevé. Prière de corriger ou de confirmer avec le QG. Avertissement!!! Le ménage a consommé 11.5 Litre taille unique de Lait frais de vache, cette quantité semble anormale pour une consommation des 7 derniers jours.Prière de corriger ou de confirmer avec le QG. Incohérence!! Dans ce ménage, chaque individus consomme par jour .9375 Kg  de cereale; Prière de revoir les quantités prises de ces produits. Incohérence!! Dans ce ménage, chaque individus consomme par jour .9375 Kg  de cereale; Prière de revoir les quantités prises de ces produits. Incohérence!! Dans ce ménage, chaque individus consomme par jour .9375 Kg  de cereale; Prière de revoir les quantités prises de ces produits.</w:t>
       </w:r>
     </w:p>
     <w:p>
@@ -8002,6 +7899,8 @@
         <w:rPr>
           <w:sz w:val="20"/>
         </w:rPr>
+        <w:t xml:space="preserve">- Attention ! Houe asine a été revendu à 50000 Fcfa qui est relativement élevé par rapport aux autres prix de revente observés dans cette zone. Prière de corriger ou de confirmer avec le QG. </w:t>
+        <w:br/>
         <w:t xml:space="preserve">- Attention ! Machette a été achété à 4000 Fcfa est relativement élevé par rapport aux autres prix d'achat observés dans cette zone. Prière de corriger ou de confirmer avec le QG. Attention ! Machette a été revendu à 4000 Fcfa qui est relativement élevé par rapport aux autres prix de revente observés dans cette zone. Prière de corriger ou de confirmer avec le QG. </w:t>
         <w:br/>
         <w:t xml:space="preserve">- Attention ! Semoir a été revendu à 100000 Fcfa qui est relativement élevé par rapport aux autres prix de revente observés dans cette zone. Prière de corriger ou de confirmer avec le QG. </w:t>
